--- a/_21_TECH__SILICA_SESSION_MANAGEMENT.docx
+++ b/_21_TECH__SILICA_SESSION_MANAGEMENT.docx
@@ -2954,87 +2954,67 @@
     </w:p>
     <w:p>
       <w:r>
-        <w:t xml:space="preserve">*Example Response Patterns*</w:t>
-      </w:r>
-    </w:p>
-    <w:p>
-      <w:r>
-        <w:t xml:space="preserve"/>
-      </w:r>
-    </w:p>
-    <w:p>
-      <w:r>
-        <w:t xml:space="preserve">- "In Silica, green player status means normal. Red means the headset is disconnected. Orange means latency issues. Yellow means another device issue such as audio, vest, or props."</w:t>
-      </w:r>
-    </w:p>
-    <w:p>
-      <w:r>
-        <w:t xml:space="preserve"/>
-      </w:r>
-    </w:p>
-    <w:p>
-      <w:r>
-        <w:t xml:space="preserve">- "If status colors are consistently red, orange, or yellow, contact T1 on Slack immediately."</w:t>
-      </w:r>
-    </w:p>
-    <w:p>
-      <w:r>
-        <w:t xml:space="preserve"/>
-      </w:r>
-    </w:p>
-    <w:p>
-      <w:r>
-        <w:t xml:space="preserve">- "Props show red on the health check page until you pull the trigger. They will turn green after triggering. Vests can show red and you can still proceed to launch."</w:t>
-      </w:r>
-    </w:p>
-    <w:p>
-      <w:r>
-        <w:t xml:space="preserve"/>
-      </w:r>
-    </w:p>
-    <w:p>
-      <w:r>
-        <w:t xml:space="preserve">- "Unity is not the same as Silica. Restart Unity on the SPC for single-player issues and on the Experience Server for room-wide issues."</w:t>
-      </w:r>
-    </w:p>
-    <w:p>
-      <w:r>
-        <w:t xml:space="preserve"/>
-      </w:r>
-    </w:p>
-    <w:p>
-      <w:r>
-        <w:t xml:space="preserve">- "To copy the booking ID for T1 support, press the copy button from the in-experience page."</w:t>
-      </w:r>
-    </w:p>
-    <w:p>
-      <w:r>
-        <w:t xml:space="preserve"/>
-      </w:r>
-    </w:p>
-    <w:p>
-      <w:r>
-        <w:t xml:space="preserve">- "Each new booking requires a fresh check-in. Prior check-in details do not carry over."</w:t>
-      </w:r>
-    </w:p>
-    <w:p>
-      <w:r>
-        <w:t xml:space="preserve"/>
-      </w:r>
-    </w:p>
-    <w:p>
-      <w:r>
-        <w:t xml:space="preserve">- "If a session was killed early because guests got scared, check Checkfront first -- that is your record. In Silica, the session only shows up under the video tab if enough gameplay occurred for video to render. If you killed it in the tutorial, there is nothing there. Add a note to the booking in Checkfront and loop in your Ops Leader to figure out how to recover the guest."</w:t>
-      </w:r>
-    </w:p>
-    <w:p>
-      <w:r>
-        <w:t xml:space="preserve"/>
-      </w:r>
-    </w:p>
-    <w:p>
-      <w:r>
-        <w:t xml:space="preserve">- "To clear guest names off the barracks TVs or the scoreboard off the recap TV: tap the Streaming tab (three vertical red rectangles) in Silica, select Devices, find the TV, tap the three dots in the top left corner of its button, and select Stop Playing. For barracks TVs this restores the barracks number display -- the correct default when no session is running. For the recap TV this restores the trailer loop, which should always be playing during business hours."</w:t>
+        <w:t>*Example Response Patterns*</w:t>
+      </w:r>
+    </w:p>
+    <w:p>
+      <w:r>
+        <w:t>- "In Silica, green player status means normal. Red means the headset is disconnected. Orange means latency issues. Yellow means another device issue such as audio, vest, or props."</w:t>
+      </w:r>
+    </w:p>
+    <w:p>
+      <w:r>
+        <w:t>- "If status colors are consistently red, orange, or yellow, contact T1 on Slack immediately."</w:t>
+      </w:r>
+    </w:p>
+    <w:p>
+      <w:r>
+        <w:t>- "Props show red on the health check page until you pull the trigger. They will turn green after triggering. Vests can show red and you can still proceed to launch."</w:t>
+      </w:r>
+    </w:p>
+    <w:p>
+      <w:r>
+        <w:t>- "Unity is not the same as Silica. Restart Unity on the SPC for single-player issues and on the Experience Server for room-wide issues."</w:t>
+      </w:r>
+    </w:p>
+    <w:p>
+      <w:r>
+        <w:t>- "To copy the booking ID for T1 support, press the copy button from the in-experience page."</w:t>
+      </w:r>
+    </w:p>
+    <w:p>
+      <w:r>
+        <w:t>- "Each new booking requires a fresh check-in. Prior check-in details do not carry over."</w:t>
+      </w:r>
+    </w:p>
+    <w:p>
+      <w:r>
+        <w:t>- "If a session was killed early because guests got scared, check Checkfront first -- that is your record. In Silica, the session only shows up under the video tab if enough gameplay occurred for video to render. If you killed it in the tutorial, there is nothing there. Add a note to the booking in Checkfront and loop in your Ops Leader to figure out how to recover the guest."</w:t>
+      </w:r>
+    </w:p>
+    <w:p>
+      <w:r>
+        <w:t>- "To clear guest names off the barracks TVs or the scoreboard off the recap TV: tap the Streaming tab (three vertical red rectangles) in Silica, select Devices, find the TV, tap the three dots in the top left corner of its button, and select Stop Playing. For barracks TVs this restores the barracks number display -- the correct default when no session is running. For the recap TV this restores the trailer loop, which should always be playing during business hours."</w:t>
+      </w:r>
+    </w:p>
+    <w:p>
+      <w:r>
+        <w:t>- "Store TVs should be set to a volume of 75. Any variance needs to be approved by your Ops Leader. See &lt;https://sites.google.com/sandboxvr.com/theoasis/home/store-operations/guest-centric-operationally-sound/operating-policies-and-procedures/success-routines?fromSearch=true|Success Routines SOP&gt;."</w:t>
+      </w:r>
+    </w:p>
+    <w:p>
+      <w:r>
+        <w:t>- "During Silica session management, set the iPad to max volume during weapon or character selection and for safety videos so the group can hear the sound effects and instructions. This is separate from the store TV standard of 75."</w:t>
+      </w:r>
+    </w:p>
+    <w:p>
+      <w:r>
+        <w:t>*DO NOT Rules (TV Volume)*</w:t>
+      </w:r>
+    </w:p>
+    <w:p>
+      <w:r>
+        <w:t>- DO NOT say there is no documented store TV volume standard. Store TVs are set to 75; any variance must be approved by the Ops Leader.</w:t>
       </w:r>
     </w:p>
     <w:p>

--- a/_21_TECH__SILICA_SESSION_MANAGEMENT.docx
+++ b/_21_TECH__SILICA_SESSION_MANAGEMENT.docx
@@ -2970,6 +2970,11 @@
     <w:p>
       <w:r>
         <w:t>- "Props show red on the health check page until you pull the trigger. They will turn green after triggering. Vests can show red and you can still proceed to launch."</w:t>
+      </w:r>
+    </w:p>
+    <w:p>
+      <w:r>
+        <w:t>- "The props client is hosted in Silica. Prop pairing, room assignment, and prop management all happen in the Silica iPad app."</w:t>
       </w:r>
     </w:p>
     <w:p>

--- a/_21_TECH__SILICA_SESSION_MANAGEMENT.docx
+++ b/_21_TECH__SILICA_SESSION_MANAGEMENT.docx
@@ -2974,11 +2974,6 @@
     </w:p>
     <w:p>
       <w:r>
-        <w:t>- "The props client is hosted in Silica. Prop pairing, room assignment, and prop management all happen in the Silica iPad app."</w:t>
-      </w:r>
-    </w:p>
-    <w:p>
-      <w:r>
         <w:t>- "Unity is not the same as Silica. Restart Unity on the SPC for single-player issues and on the Experience Server for room-wide issues."</w:t>
       </w:r>
     </w:p>
@@ -3000,6 +2995,11 @@
     <w:p>
       <w:r>
         <w:t>- "To clear guest names off the barracks TVs or the scoreboard off the recap TV: tap the Streaming tab (three vertical red rectangles) in Silica, select Devices, find the TV, tap the three dots in the top left corner of its button, and select Stop Playing. For barracks TVs this restores the barracks number display -- the correct default when no session is running. For the recap TV this restores the trailer loop, which should always be playing during business hours."</w:t>
+      </w:r>
+    </w:p>
+    <w:p>
+      <w:r>
+        <w:t>- "Silica streams video to the TVs by communicating with the Apple TV, which runs the SBVR app, over the store network. The devices are Ethernet-connected as part of the store infrastructure. If a TV is not receiving the cast, confirm it appears under the Streaming tab in Silica; if the Apple TV itself is offline, frozen, or showing no signal, reach out to T1 on Slack."</w:t>
       </w:r>
     </w:p>
     <w:p>

--- a/_21_TECH__SILICA_SESSION_MANAGEMENT.docx
+++ b/_21_TECH__SILICA_SESSION_MANAGEMENT.docx
@@ -2989,6 +2989,16 @@
     </w:p>
     <w:p>
       <w:r>
+        <w:t>- "If they have not played yet, yes -- you can add both sessions under the same new booking ID. For example, a group of four wanting two experiences back-to-back can have both sessions placed under one booking ID, as long as both are added before the booking is played. Once the original booking has been played, you cannot add another session to that same booking ID -- Silica will not register it as a new booking because the ID has already been used. If a group decides to replay after finishing, create a new booking ID and apply the appropriate replay discount."</w:t>
+      </w:r>
+    </w:p>
+    <w:p>
+      <w:r>
+        <w:t>- "A back-to-back is not automatically an Event. A booking is only an Event when it contains eight or more total tickets -- for example, four guests playing two experiences back-to-back equals eight tickets and would be an Event. Event bookings count toward the store's weekly repeatability KPI."</w:t>
+      </w:r>
+    </w:p>
+    <w:p>
+      <w:r>
         <w:t>- "If a session was killed early because guests got scared, check Checkfront first -- that is your record. In Silica, the session only shows up under the video tab if enough gameplay occurred for video to render. If you killed it in the tutorial, there is nothing there. Add a note to the booking in Checkfront and loop in your Ops Leader to figure out how to recover the guest."</w:t>
       </w:r>
     </w:p>
@@ -3010,6 +3020,21 @@
     <w:p>
       <w:r>
         <w:t>- "During Silica session management, set the iPad to max volume during weapon or character selection and for safety videos so the group can hear the sound effects and instructions. This is separate from the store TV standard of 75."</w:t>
+      </w:r>
+    </w:p>
+    <w:p>
+      <w:r>
+        <w:t>*DO NOT*</w:t>
+      </w:r>
+    </w:p>
+    <w:p>
+      <w:r>
+        <w:t>- DO NOT state that a back-to-back always requires a separate booking. Both sessions can share ONE new booking ID if added before the booking is played. A new booking ID is only required after the original booking has already been played.</w:t>
+      </w:r>
+    </w:p>
+    <w:p>
+      <w:r>
+        <w:t>- DO NOT call a back-to-back an Event automatically. A booking is only an Event when it totals eight or more tickets.</w:t>
       </w:r>
     </w:p>
     <w:p>
